--- a/ciberseguridad/portal-tic/public/Gestion_Riesgos_Ciberseguridad.docx
+++ b/ciberseguridad/portal-tic/public/Gestion_Riesgos_Ciberseguridad.docx
@@ -6,6 +6,7 @@
       <w:tblPr>
         <w:tblStyle w:val="TableGrid"/>
         <w:tblW w:type="auto" w:w="0"/>
+        <w:tblLayout w:type="fixed"/>
         <w:tblLook w:firstColumn="1" w:firstRow="1" w:lastColumn="0" w:lastRow="0" w:noHBand="0" w:noVBand="1" w:val="04A0"/>
       </w:tblPr>
       <w:tblGrid>
@@ -16,7 +17,7 @@
       <w:tr>
         <w:tc>
           <w:tcPr>
-            <w:tcW w:type="dxa" w:w="2880"/>
+            <w:tcW w:type="dxa" w:w="2160"/>
             <w:vMerge w:val="restart"/>
             <w:tcBorders>
               <w:top w:val="single" w:sz="4" w:space="0" w:color="000000"/>
@@ -74,7 +75,7 @@
         </w:tc>
         <w:tc>
           <w:tcPr>
-            <w:tcW w:type="dxa" w:w="2880"/>
+            <w:tcW w:type="dxa" w:w="6480"/>
             <w:tcBorders>
               <w:top w:val="single" w:sz="4" w:space="0" w:color="000000"/>
               <w:left w:val="single" w:sz="4" w:space="0" w:color="000000"/>
@@ -96,7 +97,7 @@
         </w:tc>
         <w:tc>
           <w:tcPr>
-            <w:tcW w:type="dxa" w:w="2880"/>
+            <w:tcW w:type="dxa" w:w="2160"/>
             <w:vMerge w:val="restart"/>
             <w:tcBorders>
               <w:top w:val="single" w:sz="4" w:space="0" w:color="000000"/>
@@ -118,7 +119,9 @@
             <w:r>
               <w:t>DPyD</w:t>
               <w:br/>
-              <w:t>Versión 1</w:t>
+              <w:t>Versión 1:</w:t>
+              <w:br/>
+              <w:t>Enero, 2020</w:t>
             </w:r>
           </w:p>
         </w:tc>
@@ -133,7 +136,7 @@
         </w:tc>
         <w:tc>
           <w:tcPr>
-            <w:tcW w:type="dxa" w:w="2880"/>
+            <w:tcW w:type="dxa" w:w="6480"/>
             <w:tcBorders>
               <w:top w:val="single" w:sz="4" w:space="0" w:color="000000"/>
               <w:left w:val="single" w:sz="4" w:space="0" w:color="000000"/>
@@ -167,6 +170,7 @@
       <w:tblPr>
         <w:tblStyle w:val="TableGrid"/>
         <w:tblW w:type="auto" w:w="0"/>
+        <w:tblLayout w:type="fixed"/>
         <w:tblLook w:firstColumn="1" w:firstRow="1" w:lastColumn="0" w:lastRow="0" w:noHBand="0" w:noVBand="1" w:val="04A0"/>
       </w:tblPr>
       <w:tblGrid>
@@ -211,7 +215,7 @@
       <w:tr>
         <w:tc>
           <w:tcPr>
-            <w:tcW w:type="dxa" w:w="2880"/>
+            <w:tcW w:type="dxa" w:w="3600"/>
             <w:tcBorders>
               <w:top w:val="single" w:sz="4" w:space="0" w:color="000000"/>
               <w:left w:val="single" w:sz="4" w:space="0" w:color="000000"/>
@@ -227,7 +231,7 @@
         </w:tc>
         <w:tc>
           <w:tcPr>
-            <w:tcW w:type="dxa" w:w="2880"/>
+            <w:tcW w:type="dxa" w:w="4320"/>
             <w:tcBorders>
               <w:top w:val="single" w:sz="4" w:space="0" w:color="000000"/>
               <w:left w:val="single" w:sz="4" w:space="0" w:color="000000"/>
@@ -253,7 +257,9 @@
           </w:tcPr>
           <w:p>
             <w:r>
-              <w:t>Código/Páginas: BNPHU-TIC-005</w:t>
+              <w:t>Código/Páginas:</w:t>
+              <w:br/>
+              <w:t>BNPHU-TIC-005</w:t>
             </w:r>
           </w:p>
         </w:tc>
@@ -261,7 +267,7 @@
       <w:tr>
         <w:tc>
           <w:tcPr>
-            <w:tcW w:type="dxa" w:w="8640"/>
+            <w:tcW w:type="dxa" w:w="10800"/>
             <w:gridSpan w:val="3"/>
             <w:tcBorders>
               <w:top w:val="single" w:sz="4" w:space="0" w:color="000000"/>

--- a/ciberseguridad/portal-tic/public/Gestion_Riesgos_Ciberseguridad.docx
+++ b/ciberseguridad/portal-tic/public/Gestion_Riesgos_Ciberseguridad.docx
@@ -174,15 +174,23 @@
         <w:tblLook w:firstColumn="1" w:firstRow="1" w:lastColumn="0" w:lastRow="0" w:noHBand="0" w:noVBand="1" w:val="04A0"/>
       </w:tblPr>
       <w:tblGrid>
-        <w:gridCol w:w="2880"/>
-        <w:gridCol w:w="2880"/>
-        <w:gridCol w:w="2880"/>
+        <w:gridCol w:w="2160"/>
+        <w:gridCol w:w="2160"/>
+        <w:gridCol w:w="2160"/>
+        <w:gridCol w:w="2160"/>
       </w:tblGrid>
       <w:tr>
         <w:tc>
           <w:tcPr>
-            <w:tcW w:type="dxa" w:w="8640"/>
-            <w:gridSpan w:val="3"/>
+            <w:tcW w:type="dxa" w:w="10800"/>
+            <w:gridSpan w:val="4"/>
+            <w:shd w:fill="DDEBF7"/>
+            <w:tcBorders>
+              <w:top w:val="single" w:sz="4" w:space="0" w:color="000000"/>
+              <w:left w:val="single" w:sz="4" w:space="0" w:color="000000"/>
+              <w:bottom w:val="single" w:sz="4" w:space="0" w:color="000000"/>
+              <w:right w:val="single" w:sz="4" w:space="0" w:color="000000"/>
+            </w:tcBorders>
             <w:tcBorders>
               <w:top w:val="single" w:sz="4" w:space="0" w:color="000000"/>
               <w:left w:val="single" w:sz="4" w:space="0" w:color="000000"/>
@@ -215,7 +223,8 @@
       <w:tr>
         <w:tc>
           <w:tcPr>
-            <w:tcW w:type="dxa" w:w="3600"/>
+            <w:tcW w:type="dxa" w:w="3168"/>
+            <w:shd w:fill="DDEBF7"/>
             <w:tcBorders>
               <w:top w:val="single" w:sz="4" w:space="0" w:color="000000"/>
               <w:left w:val="single" w:sz="4" w:space="0" w:color="000000"/>
@@ -225,13 +234,20 @@
           </w:tcPr>
           <w:p>
             <w:r>
-              <w:t>Preparado por: Departamento de TIC</w:t>
+              <w:rPr>
+                <w:b/>
+              </w:rPr>
+              <w:t xml:space="preserve">Preparado por: </w:t>
+            </w:r>
+            <w:r>
+              <w:t>Departamento de TIC</w:t>
             </w:r>
           </w:p>
         </w:tc>
         <w:tc>
           <w:tcPr>
-            <w:tcW w:type="dxa" w:w="4320"/>
+            <w:tcW w:type="dxa" w:w="3168"/>
+            <w:shd w:fill="DDEBF7"/>
             <w:tcBorders>
               <w:top w:val="single" w:sz="4" w:space="0" w:color="000000"/>
               <w:left w:val="single" w:sz="4" w:space="0" w:color="000000"/>
@@ -241,13 +257,20 @@
           </w:tcPr>
           <w:p>
             <w:r>
-              <w:t>Aprobado por: Dirección Nacional</w:t>
+              <w:rPr>
+                <w:b/>
+              </w:rPr>
+              <w:t xml:space="preserve">Aprobado por: </w:t>
+            </w:r>
+            <w:r>
+              <w:t>Dirección Nacional</w:t>
             </w:r>
           </w:p>
         </w:tc>
         <w:tc>
           <w:tcPr>
-            <w:tcW w:type="dxa" w:w="2880"/>
+            <w:tcW w:type="dxa" w:w="2160"/>
+            <w:shd w:fill="DDEBF7"/>
             <w:tcBorders>
               <w:top w:val="single" w:sz="4" w:space="0" w:color="000000"/>
               <w:left w:val="single" w:sz="4" w:space="0" w:color="000000"/>
@@ -257,9 +280,31 @@
           </w:tcPr>
           <w:p>
             <w:r>
-              <w:t>Código/Páginas:</w:t>
+              <w:rPr>
+                <w:b/>
+              </w:rPr>
+              <w:t>Código/</w:t>
               <w:br/>
+              <w:t>Páginas:</w:t>
+            </w:r>
+          </w:p>
+        </w:tc>
+        <w:tc>
+          <w:tcPr>
+            <w:tcW w:type="dxa" w:w="2304"/>
+            <w:shd w:fill="DDEBF7"/>
+            <w:tcBorders>
+              <w:top w:val="single" w:sz="4" w:space="0" w:color="000000"/>
+              <w:left w:val="single" w:sz="4" w:space="0" w:color="000000"/>
+              <w:bottom w:val="single" w:sz="4" w:space="0" w:color="000000"/>
+              <w:right w:val="single" w:sz="4" w:space="0" w:color="000000"/>
+            </w:tcBorders>
+          </w:tcPr>
+          <w:p>
+            <w:r>
               <w:t>BNPHU-TIC-005</w:t>
+              <w:br/>
+              <w:t>2</w:t>
             </w:r>
           </w:p>
         </w:tc>
@@ -268,7 +313,13 @@
         <w:tc>
           <w:tcPr>
             <w:tcW w:type="dxa" w:w="10800"/>
-            <w:gridSpan w:val="3"/>
+            <w:gridSpan w:val="4"/>
+            <w:tcBorders>
+              <w:top w:val="single" w:sz="4" w:space="0" w:color="000000"/>
+              <w:left w:val="single" w:sz="4" w:space="0" w:color="000000"/>
+              <w:bottom w:val="single" w:sz="4" w:space="0" w:color="000000"/>
+              <w:right w:val="single" w:sz="4" w:space="0" w:color="000000"/>
+            </w:tcBorders>
             <w:tcBorders>
               <w:top w:val="single" w:sz="4" w:space="0" w:color="000000"/>
               <w:left w:val="single" w:sz="4" w:space="0" w:color="000000"/>
@@ -301,7 +352,13 @@
         <w:tc>
           <w:tcPr>
             <w:tcW w:type="dxa" w:w="8640"/>
-            <w:gridSpan w:val="3"/>
+            <w:gridSpan w:val="4"/>
+            <w:tcBorders>
+              <w:top w:val="single" w:sz="4" w:space="0" w:color="000000"/>
+              <w:left w:val="single" w:sz="4" w:space="0" w:color="000000"/>
+              <w:bottom w:val="single" w:sz="4" w:space="0" w:color="000000"/>
+              <w:right w:val="single" w:sz="4" w:space="0" w:color="000000"/>
+            </w:tcBorders>
             <w:tcBorders>
               <w:top w:val="single" w:sz="4" w:space="0" w:color="000000"/>
               <w:left w:val="single" w:sz="4" w:space="0" w:color="000000"/>
@@ -338,7 +395,13 @@
         <w:tc>
           <w:tcPr>
             <w:tcW w:type="dxa" w:w="8640"/>
-            <w:gridSpan w:val="3"/>
+            <w:gridSpan w:val="4"/>
+            <w:tcBorders>
+              <w:top w:val="single" w:sz="4" w:space="0" w:color="000000"/>
+              <w:left w:val="single" w:sz="4" w:space="0" w:color="000000"/>
+              <w:bottom w:val="single" w:sz="4" w:space="0" w:color="000000"/>
+              <w:right w:val="single" w:sz="4" w:space="0" w:color="000000"/>
+            </w:tcBorders>
             <w:tcBorders>
               <w:top w:val="single" w:sz="4" w:space="0" w:color="000000"/>
               <w:left w:val="single" w:sz="4" w:space="0" w:color="000000"/>
@@ -373,7 +436,13 @@
         <w:tc>
           <w:tcPr>
             <w:tcW w:type="dxa" w:w="8640"/>
-            <w:gridSpan w:val="3"/>
+            <w:gridSpan w:val="4"/>
+            <w:tcBorders>
+              <w:top w:val="single" w:sz="4" w:space="0" w:color="000000"/>
+              <w:left w:val="single" w:sz="4" w:space="0" w:color="000000"/>
+              <w:bottom w:val="single" w:sz="4" w:space="0" w:color="000000"/>
+              <w:right w:val="single" w:sz="4" w:space="0" w:color="000000"/>
+            </w:tcBorders>
             <w:tcBorders>
               <w:top w:val="single" w:sz="4" w:space="0" w:color="000000"/>
               <w:left w:val="single" w:sz="4" w:space="0" w:color="000000"/>
@@ -410,7 +479,13 @@
         <w:tc>
           <w:tcPr>
             <w:tcW w:type="dxa" w:w="8640"/>
-            <w:gridSpan w:val="3"/>
+            <w:gridSpan w:val="4"/>
+            <w:tcBorders>
+              <w:top w:val="single" w:sz="4" w:space="0" w:color="000000"/>
+              <w:left w:val="single" w:sz="4" w:space="0" w:color="000000"/>
+              <w:bottom w:val="single" w:sz="4" w:space="0" w:color="000000"/>
+              <w:right w:val="single" w:sz="4" w:space="0" w:color="000000"/>
+            </w:tcBorders>
             <w:tcBorders>
               <w:top w:val="single" w:sz="4" w:space="0" w:color="000000"/>
               <w:left w:val="single" w:sz="4" w:space="0" w:color="000000"/>
@@ -451,7 +526,13 @@
         <w:tc>
           <w:tcPr>
             <w:tcW w:type="dxa" w:w="8640"/>
-            <w:gridSpan w:val="3"/>
+            <w:gridSpan w:val="4"/>
+            <w:tcBorders>
+              <w:top w:val="single" w:sz="4" w:space="0" w:color="000000"/>
+              <w:left w:val="single" w:sz="4" w:space="0" w:color="000000"/>
+              <w:bottom w:val="single" w:sz="4" w:space="0" w:color="000000"/>
+              <w:right w:val="single" w:sz="4" w:space="0" w:color="000000"/>
+            </w:tcBorders>
             <w:tcBorders>
               <w:top w:val="single" w:sz="4" w:space="0" w:color="000000"/>
               <w:left w:val="single" w:sz="4" w:space="0" w:color="000000"/>
@@ -494,9 +575,16 @@
               <w:tc>
                 <w:tcPr>
                   <w:tcW w:type="dxa" w:w="4320"/>
+                  <w:shd w:fill="DDEBF7"/>
                 </w:tcPr>
                 <w:p>
+                  <w:pPr>
+                    <w:jc w:val="center"/>
+                  </w:pPr>
                   <w:r>
+                    <w:rPr>
+                      <w:b/>
+                    </w:rPr>
                     <w:t>Responsable</w:t>
                   </w:r>
                 </w:p>
@@ -504,9 +592,16 @@
               <w:tc>
                 <w:tcPr>
                   <w:tcW w:type="dxa" w:w="4320"/>
+                  <w:shd w:fill="DDEBF7"/>
                 </w:tcPr>
                 <w:p>
+                  <w:pPr>
+                    <w:jc w:val="center"/>
+                  </w:pPr>
                   <w:r>
+                    <w:rPr>
+                      <w:b/>
+                    </w:rPr>
                     <w:t>Descripción</w:t>
                   </w:r>
                 </w:p>
@@ -630,7 +725,13 @@
         <w:tc>
           <w:tcPr>
             <w:tcW w:type="dxa" w:w="8640"/>
-            <w:gridSpan w:val="3"/>
+            <w:gridSpan w:val="4"/>
+            <w:tcBorders>
+              <w:top w:val="single" w:sz="4" w:space="0" w:color="000000"/>
+              <w:left w:val="single" w:sz="4" w:space="0" w:color="000000"/>
+              <w:bottom w:val="single" w:sz="4" w:space="0" w:color="000000"/>
+              <w:right w:val="single" w:sz="4" w:space="0" w:color="000000"/>
+            </w:tcBorders>
             <w:tcBorders>
               <w:top w:val="single" w:sz="4" w:space="0" w:color="000000"/>
               <w:left w:val="single" w:sz="4" w:space="0" w:color="000000"/>
@@ -650,24 +751,156 @@
               <w:right w:val="single" w:sz="4" w:space="0" w:color="000000"/>
             </w:tcBorders>
           </w:tcPr>
-          <w:p>
-            <w:r>
-              <w:t>7.0 ANEXOS:</w:t>
-              <w:br/>
-              <w:t>7.1 Tablas de Apreciación de Riesgos</w:t>
-              <w:br/>
-              <w:t>7.2 Plan de Tratamiento de Riesgos</w:t>
-              <w:br/>
-              <w:t>7.3 Acta de Aceptación de Riesgo Residual</w:t>
-            </w:r>
-          </w:p>
+          <w:p/>
+          <w:tbl>
+            <w:tblPr>
+              <w:tblStyle w:val="TableGrid"/>
+              <w:tblW w:type="auto" w:w="0"/>
+              <w:tblLook w:firstColumn="1" w:firstRow="1" w:lastColumn="0" w:lastRow="0" w:noHBand="0" w:noVBand="1" w:val="04A0"/>
+            </w:tblPr>
+            <w:tblGrid>
+              <w:gridCol w:w="2160"/>
+              <w:gridCol w:w="2160"/>
+              <w:gridCol w:w="2160"/>
+              <w:gridCol w:w="2160"/>
+            </w:tblGrid>
+            <w:tr>
+              <w:tc>
+                <w:tcPr>
+                  <w:tcW w:type="dxa" w:w="720"/>
+                  <w:vMerge w:val="restart"/>
+                </w:tcPr>
+                <w:p>
+                  <w:r>
+                    <w:rPr>
+                      <w:b/>
+                    </w:rPr>
+                    <w:t>7.0</w:t>
+                  </w:r>
+                </w:p>
+              </w:tc>
+              <w:tc>
+                <w:tcPr>
+                  <w:tcW w:type="dxa" w:w="2160"/>
+                  <w:vMerge w:val="restart"/>
+                </w:tcPr>
+                <w:p>
+                  <w:r>
+                    <w:rPr>
+                      <w:b/>
+                    </w:rPr>
+                    <w:t>ANEXOS</w:t>
+                  </w:r>
+                </w:p>
+              </w:tc>
+              <w:tc>
+                <w:tcPr>
+                  <w:tcW w:type="dxa" w:w="720"/>
+                </w:tcPr>
+                <w:p>
+                  <w:r>
+                    <w:t>7.1</w:t>
+                  </w:r>
+                </w:p>
+              </w:tc>
+              <w:tc>
+                <w:tcPr>
+                  <w:tcW w:type="dxa" w:w="7200"/>
+                </w:tcPr>
+                <w:p>
+                  <w:r>
+                    <w:t>Tablas de Apreciación de Riesgos</w:t>
+                  </w:r>
+                </w:p>
+              </w:tc>
+            </w:tr>
+            <w:tr>
+              <w:tc>
+                <w:tcPr>
+                  <w:tcW w:type="dxa" w:w="2160"/>
+                  <w:vMerge/>
+                </w:tcPr>
+                <w:p/>
+              </w:tc>
+              <w:tc>
+                <w:tcPr>
+                  <w:tcW w:type="dxa" w:w="2160"/>
+                  <w:vMerge/>
+                </w:tcPr>
+                <w:p/>
+              </w:tc>
+              <w:tc>
+                <w:tcPr>
+                  <w:tcW w:type="dxa" w:w="720"/>
+                </w:tcPr>
+                <w:p>
+                  <w:r>
+                    <w:t>7.2</w:t>
+                  </w:r>
+                </w:p>
+              </w:tc>
+              <w:tc>
+                <w:tcPr>
+                  <w:tcW w:type="dxa" w:w="7200"/>
+                </w:tcPr>
+                <w:p>
+                  <w:r>
+                    <w:t>Plan de Tratamiento de Riesgos</w:t>
+                  </w:r>
+                </w:p>
+              </w:tc>
+            </w:tr>
+            <w:tr>
+              <w:tc>
+                <w:tcPr>
+                  <w:tcW w:type="dxa" w:w="2160"/>
+                  <w:vMerge/>
+                </w:tcPr>
+                <w:p/>
+              </w:tc>
+              <w:tc>
+                <w:tcPr>
+                  <w:tcW w:type="dxa" w:w="2160"/>
+                  <w:vMerge/>
+                </w:tcPr>
+                <w:p/>
+              </w:tc>
+              <w:tc>
+                <w:tcPr>
+                  <w:tcW w:type="dxa" w:w="720"/>
+                </w:tcPr>
+                <w:p>
+                  <w:r>
+                    <w:t>7.3</w:t>
+                  </w:r>
+                </w:p>
+              </w:tc>
+              <w:tc>
+                <w:tcPr>
+                  <w:tcW w:type="dxa" w:w="7200"/>
+                </w:tcPr>
+                <w:p>
+                  <w:r>
+                    <w:t>Acta de Aceptación de Riesgo Residual</w:t>
+                  </w:r>
+                </w:p>
+              </w:tc>
+            </w:tr>
+          </w:tbl>
+          <w:p/>
         </w:tc>
       </w:tr>
       <w:tr>
         <w:tc>
           <w:tcPr>
             <w:tcW w:type="dxa" w:w="8640"/>
-            <w:gridSpan w:val="3"/>
+            <w:gridSpan w:val="4"/>
+            <w:tcBorders>
+              <w:top w:val="single" w:sz="4" w:space="0" w:color="000000"/>
+              <w:left w:val="single" w:sz="4" w:space="0" w:color="000000"/>
+              <w:bottom w:val="single" w:sz="4" w:space="0" w:color="000000"/>
+              <w:right w:val="single" w:sz="4" w:space="0" w:color="000000"/>
+            </w:tcBorders>
             <w:tcBorders>
               <w:top w:val="single" w:sz="4" w:space="0" w:color="000000"/>
               <w:left w:val="single" w:sz="4" w:space="0" w:color="000000"/>
@@ -687,15 +920,7 @@
               <w:right w:val="single" w:sz="4" w:space="0" w:color="000000"/>
             </w:tcBorders>
           </w:tcPr>
-          <w:p>
-            <w:r>
-              <w:rPr>
-                <w:b/>
-              </w:rPr>
-              <w:t>8.0 REGISTROS:</w:t>
-              <w:br/>
-            </w:r>
-          </w:p>
+          <w:p/>
           <w:tbl>
             <w:tblPr>
               <w:tblStyle w:val="TableGrid"/>
@@ -717,6 +942,38 @@
                 </w:tcPr>
                 <w:p>
                   <w:r>
+                    <w:rPr>
+                      <w:b/>
+                    </w:rPr>
+                    <w:t>8.0</w:t>
+                  </w:r>
+                </w:p>
+              </w:tc>
+              <w:tc>
+                <w:tcPr>
+                  <w:tcW w:type="dxa" w:w="7200"/>
+                  <w:gridSpan w:val="5"/>
+                </w:tcPr>
+                <w:p>
+                  <w:r>
+                    <w:rPr>
+                      <w:b/>
+                    </w:rPr>
+                    <w:t>REGISTROS:</w:t>
+                  </w:r>
+                </w:p>
+              </w:tc>
+            </w:tr>
+            <w:tr>
+              <w:tc>
+                <w:tcPr>
+                  <w:tcW w:type="dxa" w:w="1440"/>
+                </w:tcPr>
+                <w:p>
+                  <w:r>
+                    <w:rPr>
+                      <w:b/>
+                    </w:rPr>
                     <w:t>CODIGO</w:t>
                   </w:r>
                 </w:p>
@@ -727,6 +984,9 @@
                 </w:tcPr>
                 <w:p>
                   <w:r>
+                    <w:rPr>
+                      <w:b/>
+                    </w:rPr>
                     <w:t>NOMBRE</w:t>
                   </w:r>
                 </w:p>
@@ -737,6 +997,9 @@
                 </w:tcPr>
                 <w:p>
                   <w:r>
+                    <w:rPr>
+                      <w:b/>
+                    </w:rPr>
                     <w:t>ALMACENAMIENTO</w:t>
                   </w:r>
                 </w:p>
@@ -747,6 +1010,9 @@
                 </w:tcPr>
                 <w:p>
                   <w:r>
+                    <w:rPr>
+                      <w:b/>
+                    </w:rPr>
                     <w:t>ARCHIVADO</w:t>
                   </w:r>
                 </w:p>
@@ -757,6 +1023,9 @@
                 </w:tcPr>
                 <w:p>
                   <w:r>
+                    <w:rPr>
+                      <w:b/>
+                    </w:rPr>
                     <w:t>TIEMPO</w:t>
                   </w:r>
                 </w:p>
@@ -767,6 +1036,9 @@
                 </w:tcPr>
                 <w:p>
                   <w:r>
+                    <w:rPr>
+                      <w:b/>
+                    </w:rPr>
                     <w:t>DISPOSICION</w:t>
                   </w:r>
                 </w:p>
@@ -780,7 +1052,13 @@
         <w:tc>
           <w:tcPr>
             <w:tcW w:type="dxa" w:w="8640"/>
-            <w:gridSpan w:val="3"/>
+            <w:gridSpan w:val="4"/>
+            <w:tcBorders>
+              <w:top w:val="single" w:sz="4" w:space="0" w:color="000000"/>
+              <w:left w:val="single" w:sz="4" w:space="0" w:color="000000"/>
+              <w:bottom w:val="single" w:sz="4" w:space="0" w:color="000000"/>
+              <w:right w:val="single" w:sz="4" w:space="0" w:color="000000"/>
+            </w:tcBorders>
             <w:tcBorders>
               <w:top w:val="single" w:sz="4" w:space="0" w:color="000000"/>
               <w:left w:val="single" w:sz="4" w:space="0" w:color="000000"/>
@@ -800,15 +1078,7 @@
               <w:right w:val="single" w:sz="4" w:space="0" w:color="000000"/>
             </w:tcBorders>
           </w:tcPr>
-          <w:p>
-            <w:r>
-              <w:rPr>
-                <w:b/>
-              </w:rPr>
-              <w:t>9.0 Historia de Cambio:</w:t>
-              <w:br/>
-            </w:r>
-          </w:p>
+          <w:p/>
           <w:tbl>
             <w:tblPr>
               <w:tblStyle w:val="TableGrid"/>
@@ -829,7 +1099,42 @@
                   <w:tcW w:type="dxa" w:w="1440"/>
                 </w:tcPr>
                 <w:p>
+                  <w:pPr>
+                    <w:jc w:val="center"/>
+                  </w:pPr>
                   <w:r>
+                    <w:rPr>
+                      <w:b/>
+                    </w:rPr>
+                    <w:t>9.0</w:t>
+                    <w:br/>
+                    <w:t>Historia</w:t>
+                    <w:br/>
+                    <w:t>de Cambio</w:t>
+                  </w:r>
+                </w:p>
+              </w:tc>
+              <w:tc>
+                <w:tcPr>
+                  <w:tcW w:type="dxa" w:w="7200"/>
+                  <w:gridSpan w:val="5"/>
+                </w:tcPr>
+                <w:p/>
+              </w:tc>
+            </w:tr>
+            <w:tr>
+              <w:tc>
+                <w:tcPr>
+                  <w:tcW w:type="dxa" w:w="1440"/>
+                </w:tcPr>
+                <w:p>
+                  <w:pPr>
+                    <w:jc w:val="center"/>
+                  </w:pPr>
+                  <w:r>
+                    <w:rPr>
+                      <w:b/>
+                    </w:rPr>
                     <w:t>REVISIONES</w:t>
                   </w:r>
                 </w:p>
@@ -839,7 +1144,13 @@
                   <w:tcW w:type="dxa" w:w="1440"/>
                 </w:tcPr>
                 <w:p>
+                  <w:pPr>
+                    <w:jc w:val="center"/>
+                  </w:pPr>
                   <w:r>
+                    <w:rPr>
+                      <w:b/>
+                    </w:rPr>
                     <w:t>FECHAS</w:t>
                   </w:r>
                 </w:p>
@@ -849,7 +1160,13 @@
                   <w:tcW w:type="dxa" w:w="1440"/>
                 </w:tcPr>
                 <w:p>
+                  <w:pPr>
+                    <w:jc w:val="center"/>
+                  </w:pPr>
                   <w:r>
+                    <w:rPr>
+                      <w:b/>
+                    </w:rPr>
                     <w:t>SECCION</w:t>
                   </w:r>
                 </w:p>
@@ -859,7 +1176,13 @@
                   <w:tcW w:type="dxa" w:w="1440"/>
                 </w:tcPr>
                 <w:p>
+                  <w:pPr>
+                    <w:jc w:val="center"/>
+                  </w:pPr>
                   <w:r>
+                    <w:rPr>
+                      <w:b/>
+                    </w:rPr>
                     <w:t>DESCRIPCION</w:t>
                   </w:r>
                 </w:p>
@@ -869,7 +1192,13 @@
                   <w:tcW w:type="dxa" w:w="1440"/>
                 </w:tcPr>
                 <w:p>
+                  <w:pPr>
+                    <w:jc w:val="center"/>
+                  </w:pPr>
                   <w:r>
+                    <w:rPr>
+                      <w:b/>
+                    </w:rPr>
                     <w:t>REVISADO POR</w:t>
                   </w:r>
                 </w:p>
@@ -879,10 +1208,54 @@
                   <w:tcW w:type="dxa" w:w="1440"/>
                 </w:tcPr>
                 <w:p>
+                  <w:pPr>
+                    <w:jc w:val="center"/>
+                  </w:pPr>
                   <w:r>
+                    <w:rPr>
+                      <w:b/>
+                    </w:rPr>
                     <w:t>REFRENDADO POR</w:t>
                   </w:r>
                 </w:p>
+              </w:tc>
+            </w:tr>
+            <w:tr>
+              <w:tc>
+                <w:tcPr>
+                  <w:tcW w:type="dxa" w:w="1440"/>
+                </w:tcPr>
+                <w:p/>
+              </w:tc>
+              <w:tc>
+                <w:tcPr>
+                  <w:tcW w:type="dxa" w:w="1440"/>
+                </w:tcPr>
+                <w:p/>
+              </w:tc>
+              <w:tc>
+                <w:tcPr>
+                  <w:tcW w:type="dxa" w:w="1440"/>
+                </w:tcPr>
+                <w:p/>
+              </w:tc>
+              <w:tc>
+                <w:tcPr>
+                  <w:tcW w:type="dxa" w:w="1440"/>
+                </w:tcPr>
+                <w:p/>
+              </w:tc>
+              <w:tc>
+                <w:tcPr>
+                  <w:tcW w:type="dxa" w:w="1440"/>
+                </w:tcPr>
+                <w:p/>
+              </w:tc>
+              <w:tc>
+                <w:tcPr>
+                  <w:tcW w:type="dxa" w:w="1440"/>
+                </w:tcPr>
+                <w:p/>
               </w:tc>
             </w:tr>
           </w:tbl>
@@ -893,7 +1266,13 @@
         <w:tc>
           <w:tcPr>
             <w:tcW w:type="dxa" w:w="8640"/>
-            <w:gridSpan w:val="3"/>
+            <w:gridSpan w:val="4"/>
+            <w:tcBorders>
+              <w:top w:val="single" w:sz="4" w:space="0" w:color="000000"/>
+              <w:left w:val="single" w:sz="4" w:space="0" w:color="000000"/>
+              <w:bottom w:val="single" w:sz="4" w:space="0" w:color="000000"/>
+              <w:right w:val="single" w:sz="4" w:space="0" w:color="000000"/>
+            </w:tcBorders>
             <w:tcBorders>
               <w:top w:val="single" w:sz="4" w:space="0" w:color="000000"/>
               <w:left w:val="single" w:sz="4" w:space="0" w:color="000000"/>
@@ -913,18 +1292,73 @@
               <w:right w:val="single" w:sz="4" w:space="0" w:color="000000"/>
             </w:tcBorders>
           </w:tcPr>
-          <w:p>
-            <w:r>
-              <w:t>10.0 TIEMPO DE RESPUESTA: Evaluación anual o al existir cambios estructurales.</w:t>
-            </w:r>
-          </w:p>
+          <w:p/>
+          <w:tbl>
+            <w:tblPr>
+              <w:tblStyle w:val="TableGrid"/>
+              <w:tblW w:type="auto" w:w="0"/>
+              <w:tblLook w:firstColumn="1" w:firstRow="1" w:lastColumn="0" w:lastRow="0" w:noHBand="0" w:noVBand="1" w:val="04A0"/>
+            </w:tblPr>
+            <w:tblGrid>
+              <w:gridCol w:w="2880"/>
+              <w:gridCol w:w="2880"/>
+              <w:gridCol w:w="2880"/>
+            </w:tblGrid>
+            <w:tr>
+              <w:tc>
+                <w:tcPr>
+                  <w:tcW w:type="dxa" w:w="720"/>
+                </w:tcPr>
+                <w:p>
+                  <w:r>
+                    <w:rPr>
+                      <w:b/>
+                    </w:rPr>
+                    <w:t>10.0</w:t>
+                  </w:r>
+                </w:p>
+              </w:tc>
+              <w:tc>
+                <w:tcPr>
+                  <w:tcW w:type="dxa" w:w="2160"/>
+                </w:tcPr>
+                <w:p>
+                  <w:r>
+                    <w:rPr>
+                      <w:b/>
+                    </w:rPr>
+                    <w:t>TIEMPO DE</w:t>
+                    <w:br/>
+                    <w:t>RESPUESTA:</w:t>
+                  </w:r>
+                </w:p>
+              </w:tc>
+              <w:tc>
+                <w:tcPr>
+                  <w:tcW w:type="dxa" w:w="7920"/>
+                </w:tcPr>
+                <w:p>
+                  <w:r>
+                    <w:t>Evaluación anual o al existir cambios estructurales.</w:t>
+                  </w:r>
+                </w:p>
+              </w:tc>
+            </w:tr>
+          </w:tbl>
+          <w:p/>
         </w:tc>
       </w:tr>
       <w:tr>
         <w:tc>
           <w:tcPr>
             <w:tcW w:type="dxa" w:w="8640"/>
-            <w:gridSpan w:val="3"/>
+            <w:gridSpan w:val="4"/>
+            <w:tcBorders>
+              <w:top w:val="single" w:sz="4" w:space="0" w:color="000000"/>
+              <w:left w:val="single" w:sz="4" w:space="0" w:color="000000"/>
+              <w:bottom w:val="single" w:sz="4" w:space="0" w:color="000000"/>
+              <w:right w:val="single" w:sz="4" w:space="0" w:color="000000"/>
+            </w:tcBorders>
             <w:tcBorders>
               <w:top w:val="single" w:sz="4" w:space="0" w:color="000000"/>
               <w:left w:val="single" w:sz="4" w:space="0" w:color="000000"/>

--- a/ciberseguridad/portal-tic/public/Gestion_Riesgos_Ciberseguridad.docx
+++ b/ciberseguridad/portal-tic/public/Gestion_Riesgos_Ciberseguridad.docx
@@ -2,169 +2,6 @@
 <file path=word/document.xml><?xml version="1.0" encoding="utf-8"?>
 <w:document xmlns:wpc="http://schemas.microsoft.com/office/word/2010/wordprocessingCanvas" xmlns:mo="http://schemas.microsoft.com/office/mac/office/2008/main" xmlns:mc="http://schemas.openxmlformats.org/markup-compatibility/2006" xmlns:mv="urn:schemas-microsoft-com:mac:vml" xmlns:o="urn:schemas-microsoft-com:office:office" xmlns:r="http://schemas.openxmlformats.org/officeDocument/2006/relationships" xmlns:m="http://schemas.openxmlformats.org/officeDocument/2006/math" xmlns:v="urn:schemas-microsoft-com:vml" xmlns:wp14="http://schemas.microsoft.com/office/word/2010/wordprocessingDrawing" xmlns:wp="http://schemas.openxmlformats.org/drawingml/2006/wordprocessingDrawing" xmlns:w10="urn:schemas-microsoft-com:office:word" xmlns:w="http://schemas.openxmlformats.org/wordprocessingml/2006/main" xmlns:w14="http://schemas.microsoft.com/office/word/2010/wordml" xmlns:wpg="http://schemas.microsoft.com/office/word/2010/wordprocessingGroup" xmlns:wpi="http://schemas.microsoft.com/office/word/2010/wordprocessingInk" xmlns:wne="http://schemas.microsoft.com/office/word/2006/wordml" xmlns:wps="http://schemas.microsoft.com/office/word/2010/wordprocessingShape" mc:Ignorable="w14 wp14">
   <w:body>
-    <w:tbl>
-      <w:tblPr>
-        <w:tblStyle w:val="TableGrid"/>
-        <w:tblW w:type="auto" w:w="0"/>
-        <w:tblLayout w:type="fixed"/>
-        <w:tblLook w:firstColumn="1" w:firstRow="1" w:lastColumn="0" w:lastRow="0" w:noHBand="0" w:noVBand="1" w:val="04A0"/>
-      </w:tblPr>
-      <w:tblGrid>
-        <w:gridCol w:w="2880"/>
-        <w:gridCol w:w="2880"/>
-        <w:gridCol w:w="2880"/>
-      </w:tblGrid>
-      <w:tr>
-        <w:tc>
-          <w:tcPr>
-            <w:tcW w:type="dxa" w:w="2160"/>
-            <w:vMerge w:val="restart"/>
-            <w:tcBorders>
-              <w:top w:val="single" w:sz="4" w:space="0" w:color="000000"/>
-              <w:left w:val="single" w:sz="4" w:space="0" w:color="000000"/>
-              <w:bottom w:val="single" w:sz="4" w:space="0" w:color="000000"/>
-              <w:right w:val="single" w:sz="4" w:space="0" w:color="000000"/>
-            </w:tcBorders>
-            <w:tcBorders>
-              <w:top w:val="single" w:sz="4" w:space="0" w:color="000000"/>
-              <w:left w:val="single" w:sz="4" w:space="0" w:color="000000"/>
-              <w:bottom w:val="single" w:sz="4" w:space="0" w:color="000000"/>
-              <w:right w:val="single" w:sz="4" w:space="0" w:color="000000"/>
-            </w:tcBorders>
-          </w:tcPr>
-          <w:p>
-            <w:pPr>
-              <w:jc w:val="center"/>
-            </w:pPr>
-            <w:r/>
-            <w:r>
-              <w:drawing>
-                <wp:inline xmlns:a="http://schemas.openxmlformats.org/drawingml/2006/main" xmlns:pic="http://schemas.openxmlformats.org/drawingml/2006/picture">
-                  <wp:extent cx="1097280" cy="817194"/>
-                  <wp:docPr id="1" name="Picture 1"/>
-                  <wp:cNvGraphicFramePr>
-                    <a:graphicFrameLocks noChangeAspect="1"/>
-                  </wp:cNvGraphicFramePr>
-                  <a:graphic>
-                    <a:graphicData uri="http://schemas.openxmlformats.org/drawingml/2006/picture">
-                      <pic:pic>
-                        <pic:nvPicPr>
-                          <pic:cNvPr id="0" name="logo-bnphu.png"/>
-                          <pic:cNvPicPr/>
-                        </pic:nvPicPr>
-                        <pic:blipFill>
-                          <a:blip r:embed="rId9"/>
-                          <a:stretch>
-                            <a:fillRect/>
-                          </a:stretch>
-                        </pic:blipFill>
-                        <pic:spPr>
-                          <a:xfrm>
-                            <a:off x="0" y="0"/>
-                            <a:ext cx="1097280" cy="817194"/>
-                          </a:xfrm>
-                          <a:prstGeom prst="rect"/>
-                        </pic:spPr>
-                      </pic:pic>
-                    </a:graphicData>
-                  </a:graphic>
-                </wp:inline>
-              </w:drawing>
-            </w:r>
-          </w:p>
-        </w:tc>
-        <w:tc>
-          <w:tcPr>
-            <w:tcW w:type="dxa" w:w="6480"/>
-            <w:tcBorders>
-              <w:top w:val="single" w:sz="4" w:space="0" w:color="000000"/>
-              <w:left w:val="single" w:sz="4" w:space="0" w:color="000000"/>
-              <w:bottom w:val="single" w:sz="4" w:space="0" w:color="000000"/>
-              <w:right w:val="single" w:sz="4" w:space="0" w:color="000000"/>
-            </w:tcBorders>
-          </w:tcPr>
-          <w:p>
-            <w:pPr>
-              <w:jc w:val="center"/>
-            </w:pPr>
-            <w:r>
-              <w:rPr>
-                <w:b/>
-              </w:rPr>
-              <w:t>BIBLIOTECA NACIONAL PEDRO HENRÍQUEZ UREÑA</w:t>
-            </w:r>
-          </w:p>
-        </w:tc>
-        <w:tc>
-          <w:tcPr>
-            <w:tcW w:type="dxa" w:w="2160"/>
-            <w:vMerge w:val="restart"/>
-            <w:tcBorders>
-              <w:top w:val="single" w:sz="4" w:space="0" w:color="000000"/>
-              <w:left w:val="single" w:sz="4" w:space="0" w:color="000000"/>
-              <w:bottom w:val="single" w:sz="4" w:space="0" w:color="000000"/>
-              <w:right w:val="single" w:sz="4" w:space="0" w:color="000000"/>
-            </w:tcBorders>
-            <w:tcBorders>
-              <w:top w:val="single" w:sz="4" w:space="0" w:color="000000"/>
-              <w:left w:val="single" w:sz="4" w:space="0" w:color="000000"/>
-              <w:bottom w:val="single" w:sz="4" w:space="0" w:color="000000"/>
-              <w:right w:val="single" w:sz="4" w:space="0" w:color="000000"/>
-            </w:tcBorders>
-          </w:tcPr>
-          <w:p>
-            <w:pPr>
-              <w:jc w:val="center"/>
-            </w:pPr>
-            <w:r>
-              <w:t>DPyD</w:t>
-              <w:br/>
-              <w:t>Versión 1:</w:t>
-              <w:br/>
-              <w:t>Enero, 2020</w:t>
-            </w:r>
-          </w:p>
-        </w:tc>
-      </w:tr>
-      <w:tr>
-        <w:tc>
-          <w:tcPr>
-            <w:tcW w:type="dxa" w:w="2880"/>
-            <w:vMerge/>
-          </w:tcPr>
-          <w:p/>
-        </w:tc>
-        <w:tc>
-          <w:tcPr>
-            <w:tcW w:type="dxa" w:w="6480"/>
-            <w:tcBorders>
-              <w:top w:val="single" w:sz="4" w:space="0" w:color="000000"/>
-              <w:left w:val="single" w:sz="4" w:space="0" w:color="000000"/>
-              <w:bottom w:val="single" w:sz="4" w:space="0" w:color="000000"/>
-              <w:right w:val="single" w:sz="4" w:space="0" w:color="000000"/>
-            </w:tcBorders>
-          </w:tcPr>
-          <w:p>
-            <w:pPr>
-              <w:jc w:val="center"/>
-            </w:pPr>
-            <w:r>
-              <w:rPr>
-                <w:b/>
-              </w:rPr>
-              <w:t>MANUAL DE POLÍTICAS Y PROCEDIMIENTOS</w:t>
-            </w:r>
-          </w:p>
-        </w:tc>
-        <w:tc>
-          <w:tcPr>
-            <w:tcW w:type="dxa" w:w="2880"/>
-            <w:vMerge/>
-          </w:tcPr>
-          <w:p/>
-        </w:tc>
-      </w:tr>
-    </w:tbl>
     <w:p/>
     <w:tbl>
       <w:tblPr>
@@ -1393,6 +1230,7 @@
       </w:tr>
     </w:tbl>
     <w:sectPr>
+      <w:headerReference w:type="default" r:id="rId9"/>
       <w:pgSz w:w="12240" w:h="15840"/>
       <w:pgMar w:top="1440" w:right="1800" w:bottom="1440" w:left="1800" w:header="720" w:footer="720" w:gutter="0"/>
       <w:cols w:space="720"/>
@@ -1400,6 +1238,174 @@
     </w:sectPr>
   </w:body>
 </w:document>
+</file>
+
+<file path=word/header1.xml><?xml version="1.0" encoding="utf-8"?>
+<w:hdr xmlns:m="http://schemas.openxmlformats.org/officeDocument/2006/math" xmlns:mc="http://schemas.openxmlformats.org/markup-compatibility/2006" xmlns:mo="http://schemas.microsoft.com/office/mac/office/2008/main" xmlns:mv="urn:schemas-microsoft-com:mac:vml" xmlns:o="urn:schemas-microsoft-com:office:office" xmlns:r="http://schemas.openxmlformats.org/officeDocument/2006/relationships" xmlns:v="urn:schemas-microsoft-com:vml" xmlns:w10="urn:schemas-microsoft-com:office:word" xmlns:w14="http://schemas.microsoft.com/office/word/2010/wordml" xmlns:w="http://schemas.openxmlformats.org/wordprocessingml/2006/main" xmlns:wne="http://schemas.microsoft.com/office/word/2006/wordml" xmlns:wp14="http://schemas.microsoft.com/office/word/2010/wordprocessingDrawing" xmlns:wp="http://schemas.openxmlformats.org/drawingml/2006/wordprocessingDrawing" xmlns:wpc="http://schemas.microsoft.com/office/word/2010/wordprocessingCanvas" xmlns:wpg="http://schemas.microsoft.com/office/word/2010/wordprocessingGroup" xmlns:wpi="http://schemas.microsoft.com/office/word/2010/wordprocessingInk" xmlns:wps="http://schemas.microsoft.com/office/word/2010/wordprocessingShape" mc:Ignorable="w14 wp14">
+  <w:tbl>
+    <w:tblPr>
+      <w:tblStyle w:val="TableGrid"/>
+      <w:tblW w:type="auto" w:w="0"/>
+      <w:tblLayout w:type="fixed"/>
+      <w:tblLook w:firstColumn="1" w:firstRow="1" w:lastColumn="0" w:lastRow="0" w:noHBand="0" w:noVBand="1" w:val="04A0"/>
+    </w:tblPr>
+    <w:tblGrid>
+      <w:gridCol w:w="3600"/>
+      <w:gridCol w:w="3600"/>
+      <w:gridCol w:w="3600"/>
+    </w:tblGrid>
+    <w:tr>
+      <w:tc>
+        <w:tcPr>
+          <w:tcW w:type="dxa" w:w="2160"/>
+          <w:vMerge w:val="restart"/>
+          <w:tcBorders>
+            <w:top w:val="single" w:sz="4" w:space="0" w:color="000000"/>
+            <w:left w:val="single" w:sz="4" w:space="0" w:color="000000"/>
+            <w:bottom w:val="single" w:sz="4" w:space="0" w:color="000000"/>
+            <w:right w:val="single" w:sz="4" w:space="0" w:color="000000"/>
+          </w:tcBorders>
+          <w:tcBorders>
+            <w:top w:val="single" w:sz="4" w:space="0" w:color="000000"/>
+            <w:left w:val="single" w:sz="4" w:space="0" w:color="000000"/>
+            <w:bottom w:val="single" w:sz="4" w:space="0" w:color="000000"/>
+            <w:right w:val="single" w:sz="4" w:space="0" w:color="000000"/>
+          </w:tcBorders>
+        </w:tcPr>
+        <w:p>
+          <w:pPr>
+            <w:jc w:val="center"/>
+          </w:pPr>
+          <w:r/>
+          <w:r>
+            <w:drawing>
+              <wp:inline xmlns:a="http://schemas.openxmlformats.org/drawingml/2006/main" xmlns:pic="http://schemas.openxmlformats.org/drawingml/2006/picture">
+                <wp:extent cx="1097280" cy="817194"/>
+                <wp:docPr id="1" name="Picture 1"/>
+                <wp:cNvGraphicFramePr>
+                  <a:graphicFrameLocks noChangeAspect="1"/>
+                </wp:cNvGraphicFramePr>
+                <a:graphic>
+                  <a:graphicData uri="http://schemas.openxmlformats.org/drawingml/2006/picture">
+                    <pic:pic>
+                      <pic:nvPicPr>
+                        <pic:cNvPr id="0" name="logo-bnphu.png"/>
+                        <pic:cNvPicPr/>
+                      </pic:nvPicPr>
+                      <pic:blipFill>
+                        <a:blip r:embed="rId1"/>
+                        <a:stretch>
+                          <a:fillRect/>
+                        </a:stretch>
+                      </pic:blipFill>
+                      <pic:spPr>
+                        <a:xfrm>
+                          <a:off x="0" y="0"/>
+                          <a:ext cx="1097280" cy="817194"/>
+                        </a:xfrm>
+                        <a:prstGeom prst="rect"/>
+                      </pic:spPr>
+                    </pic:pic>
+                  </a:graphicData>
+                </a:graphic>
+              </wp:inline>
+            </w:drawing>
+          </w:r>
+        </w:p>
+      </w:tc>
+      <w:tc>
+        <w:tcPr>
+          <w:tcW w:type="dxa" w:w="6480"/>
+          <w:tcBorders>
+            <w:top w:val="single" w:sz="4" w:space="0" w:color="000000"/>
+            <w:left w:val="single" w:sz="4" w:space="0" w:color="000000"/>
+            <w:bottom w:val="single" w:sz="4" w:space="0" w:color="000000"/>
+            <w:right w:val="single" w:sz="4" w:space="0" w:color="000000"/>
+          </w:tcBorders>
+        </w:tcPr>
+        <w:p>
+          <w:pPr>
+            <w:jc w:val="center"/>
+          </w:pPr>
+          <w:r>
+            <w:rPr>
+              <w:b/>
+            </w:rPr>
+            <w:t>BIBLIOTECA NACIONAL PEDRO HENRÍQUEZ UREÑA</w:t>
+          </w:r>
+        </w:p>
+      </w:tc>
+      <w:tc>
+        <w:tcPr>
+          <w:tcW w:type="dxa" w:w="2160"/>
+          <w:vMerge w:val="restart"/>
+          <w:tcBorders>
+            <w:top w:val="single" w:sz="4" w:space="0" w:color="000000"/>
+            <w:left w:val="single" w:sz="4" w:space="0" w:color="000000"/>
+            <w:bottom w:val="single" w:sz="4" w:space="0" w:color="000000"/>
+            <w:right w:val="single" w:sz="4" w:space="0" w:color="000000"/>
+          </w:tcBorders>
+          <w:tcBorders>
+            <w:top w:val="single" w:sz="4" w:space="0" w:color="000000"/>
+            <w:left w:val="single" w:sz="4" w:space="0" w:color="000000"/>
+            <w:bottom w:val="single" w:sz="4" w:space="0" w:color="000000"/>
+            <w:right w:val="single" w:sz="4" w:space="0" w:color="000000"/>
+          </w:tcBorders>
+        </w:tcPr>
+        <w:p>
+          <w:pPr>
+            <w:jc w:val="center"/>
+          </w:pPr>
+          <w:r>
+            <w:t>DPyD</w:t>
+            <w:br/>
+            <w:t>Versión 1:</w:t>
+            <w:br/>
+            <w:t>Enero, 2020</w:t>
+          </w:r>
+        </w:p>
+      </w:tc>
+    </w:tr>
+    <w:tr>
+      <w:tc>
+        <w:tcPr>
+          <w:tcW w:type="dxa" w:w="3600"/>
+          <w:vMerge/>
+        </w:tcPr>
+        <w:p/>
+      </w:tc>
+      <w:tc>
+        <w:tcPr>
+          <w:tcW w:type="dxa" w:w="6480"/>
+          <w:tcBorders>
+            <w:top w:val="single" w:sz="4" w:space="0" w:color="000000"/>
+            <w:left w:val="single" w:sz="4" w:space="0" w:color="000000"/>
+            <w:bottom w:val="single" w:sz="4" w:space="0" w:color="000000"/>
+            <w:right w:val="single" w:sz="4" w:space="0" w:color="000000"/>
+          </w:tcBorders>
+        </w:tcPr>
+        <w:p>
+          <w:pPr>
+            <w:jc w:val="center"/>
+          </w:pPr>
+          <w:r>
+            <w:rPr>
+              <w:b/>
+            </w:rPr>
+            <w:t>MANUAL DE POLÍTICAS Y PROCEDIMIENTOS</w:t>
+          </w:r>
+        </w:p>
+      </w:tc>
+      <w:tc>
+        <w:tcPr>
+          <w:tcW w:type="dxa" w:w="3600"/>
+          <w:vMerge/>
+        </w:tcPr>
+        <w:p/>
+      </w:tc>
+    </w:tr>
+  </w:tbl>
+</w:hdr>
 </file>
 
 <file path=word/numbering.xml><?xml version="1.0" encoding="utf-8"?>

--- a/ciberseguridad/portal-tic/public/Gestion_Riesgos_Ciberseguridad.docx
+++ b/ciberseguridad/portal-tic/public/Gestion_Riesgos_Ciberseguridad.docx
@@ -1361,7 +1361,7 @@
             <w:br/>
             <w:t>Versión 1:</w:t>
             <w:br/>
-            <w:t>Enero, 2020</w:t>
+            <w:t>Julio 2026</w:t>
           </w:r>
         </w:p>
       </w:tc>
